--- a/courts/ninth-circuit/hawaii/state/supreme-court/reply-brief/usage/OUTPUT-reply-brief.docx
+++ b/courts/ninth-circuit/hawaii/state/supreme-court/reply-brief/usage/OUTPUT-reply-brief.docx
@@ -1993,7 +1993,7 @@
         <w:tab/>
       </w:r>
       <w:r>
-        <w:t xml:space="preserve">10</w:t>
+        <w:t xml:space="preserve">11</w:t>
       </w:r>
     </w:p>
     <w:p>
@@ -2341,7 +2341,7 @@
         <w:tab/>
       </w:r>
       <w:r>
-        <w:t xml:space="preserve">14</w:t>
+        <w:t xml:space="preserve">15</w:t>
       </w:r>
     </w:p>
     <w:p>
@@ -2531,7 +2531,7 @@
         <w:tab/>
       </w:r>
       <w:r>
-        <w:t xml:space="preserve">17</w:t>
+        <w:t xml:space="preserve">18</w:t>
       </w:r>
     </w:p>
     <w:p>
@@ -2701,7 +2701,7 @@
         <w:tab/>
       </w:r>
       <w:r>
-        <w:t xml:space="preserve">20</w:t>
+        <w:t xml:space="preserve">21</w:t>
       </w:r>
     </w:p>
     <w:p>
@@ -10165,6 +10165,7 @@
     <w:unhideWhenUsed/>
     <w:qFormat/>
     <w:pPr>
+      <w:keepLines/>
       <w:spacing w:before="0" w:after="140" w:line="276" w:lineRule="exact"/>
     </w:pPr>
     <w:rPr>

--- a/courts/ninth-circuit/hawaii/state/supreme-court/reply-brief/usage/OUTPUT-reply-brief.docx
+++ b/courts/ninth-circuit/hawaii/state/supreme-court/reply-brief/usage/OUTPUT-reply-brief.docx
@@ -2720,13 +2720,7 @@
         <w:pStyle w:val="BodyText"/>
       </w:pPr>
       <w:r>
-        <w:t xml:space="preserve">Tax-Appellant/​Appellee COUNTY OF MAUI submits its Reply Appellate Brief pursuant to Haw. Rev. Stat. § 641</w:t>
-      </w:r>
-      <w:r>
-        <w:noBreakHyphen/>
-      </w:r>
-      <w:r>
-        <w:t xml:space="preserve">1(a) and Hawai’i Rules of Appellate Procedure, Rule 4.1.</w:t>
+        <w:t xml:space="preserve">Tax-Appellant/​Appellee COUNTY OF MAUI submits its Reply Appellate Brief pursuant to Haw. Rev. Stat. § 641-⁠1(a) and Hawai’i Rules of Appellate Procedure, Rule 4.1.</w:t>
       </w:r>
     </w:p>
     <w:p>
@@ -3877,7 +3871,7 @@
         <w:pStyle w:val="XdQuoteOnly"/>
       </w:pPr>
       <w:r>
-        <w:t xml:space="preserve">In 1980, article VII, section 2 (sic) transferred all property tax functions to the counties. See Comm. of the Whole Rep. No. 7, in 1 Proceedings of the Constitutional Convention of Hawai’i of 1978, at 1008 (1980). HRS § 246A–2 thereafter reaffirmed that transfer, effective July 1, 1981. See HRS § 246A–2. Neither provision limited or restricted the counties’ taxing authority. The constitutional and legislative acts covered the whole subject of property taxation power and embraced the entire law in that regard.</w:t>
+        <w:t xml:space="preserve">In 1980, article VII, section 2 (sic) transferred all property tax functions to the counties. See Comm. of the Whole Rep. No. 7, in 1 Proceedings of the Constitutional Convention of Hawai’i of 1978, at 1008 (1980). HRS § 246A–⁠2 thereafter reaffirmed that transfer, effective July 1, 1981. See HRS § 246A–⁠2. Neither provision limited or restricted the counties’ taxing authority. The constitutional and legislative acts covered the whole subject of property taxation power and embraced the entire law in that regard.</w:t>
       </w:r>
     </w:p>
     <w:p>
@@ -4082,7 +4076,7 @@
         <w:t xml:space="preserve"> </w:t>
       </w:r>
       <w:r>
-        <w:t xml:space="preserve">“wind energy conversion property . . . , including . . . windmill, wind turbine, [and] tower,”</w:t>
+        <w:t xml:space="preserve">“wind energy conversion property . . . , including . . . windmill, wind turbine, [and] tower,”</w:t>
       </w:r>
       <w:r>
         <w:t xml:space="preserve"> </w:t>
@@ -5557,7 +5551,7 @@
         <w:pStyle w:val="BodyText"/>
       </w:pPr>
       <w:r>
-        <w:t xml:space="preserve">Likewise, there is nothing in Hawai’i Revised Statutes § 246-l which appears to codify any de jure common law distinction of personal property as reserved for taxation by the state. The County’s Opening Appellate Brief has already expressly addressed this point. See, CAAP 17</w:t>
+        <w:t xml:space="preserve">Likewise, there is nothing in Hawai’i Revised Statutes § 246-⁠l which appears to codify any de jure common law distinction of personal property as reserved for taxation by the state. The County’s Opening Appellate Brief has already expressly addressed this point. See, CAAP 17</w:t>
       </w:r>
       <w:r>
         <w:noBreakHyphen/>
@@ -5581,7 +5575,7 @@
         <w:noBreakHyphen/>
       </w:r>
       <w:r>
-        <w:t xml:space="preserve">18 of its Answering Brief that the legislative intent of HRS § 246-l [am L 1967, c 120, § 1] to distinguish personal property from real property can be inferred from the Tax Appeal Court’s and Intermediate Court of Appeal’s interpretation of the MCC § 3.48.005 in 2014 is truly bizarre logic, and bootstrapping. See, CAAP 17</w:t>
+        <w:t xml:space="preserve">18 of its Answering Brief that the legislative intent of HRS § 246-⁠l [am L 1967, c 120, § 1] to distinguish personal property from real property can be inferred from the Tax Appeal Court’s and Intermediate Court of Appeal’s interpretation of the MCC § 3.48.005 in 2014 is truly bizarre logic, and bootstrapping. See, CAAP 17</w:t>
       </w:r>
       <w:r>
         <w:noBreakHyphen/>
@@ -5599,7 +5593,7 @@
         <w:noBreakHyphen/>
       </w:r>
       <w:r>
-        <w:t xml:space="preserve">27. It is equally unclear how the similarity in language between HRS § 246-l and MCC § 3.48.00 reflects a reservation to the state of any authority to tax personal property.</w:t>
+        <w:t xml:space="preserve">27. It is equally unclear how the similarity in language between HRS § 246-⁠l and MCC § 3.48.00 reflects a reservation to the state of any authority to tax personal property.</w:t>
       </w:r>
     </w:p>
     <w:p>
@@ -7373,7 +7367,7 @@
         <w:t xml:space="preserve"> </w:t>
       </w:r>
       <w:r>
-        <w:t xml:space="preserve">of the State of Hawaii. HRS § 602–4. Concomitantly, we have been endowed with authority</w:t>
+        <w:t xml:space="preserve">of the State of Hawaii. HRS § 602–⁠4. Concomitantly, we have been endowed with authority</w:t>
       </w:r>
       <w:r>
         <w:t xml:space="preserve"> </w:t>
@@ -7439,7 +7433,7 @@
         <w:pStyle w:val="XdQuoteLast"/>
       </w:pPr>
       <w:r>
-        <w:t xml:space="preserve">(1) To hear and determine all questions of law, or of mixed law and fact, which are properly brought before it . . . . by transfer as provided in this chapter[.]”</w:t>
+        <w:t xml:space="preserve">(1) To hear and determine all questions of law, or of mixed law and fact, which are properly brought before it . . . . by transfer as provided in this chapter[.]”</w:t>
       </w:r>
     </w:p>
     <w:p>
@@ -8940,7 +8934,7 @@
         <w:t xml:space="preserve"> </w:t>
       </w:r>
       <w:r>
-        <w:t xml:space="preserve">See, People of State of New York v. Weaver, 100 U.S. 539, 545, 25 L. Ed. 705 (1879) (“An assessment, strictly speaking, is an official estimate of the sums which are to constitute the basis of an apportionment of a tax between the individual subjects of taxation within the district. As the word is more commonly employed, an assessment consists in the two processes listing the persons, property, . . . to be taxed, and of estimating the sums which are to be the guide in an apportionment of the tax between them. . . . Taxation by valuation cannot be apportioned without it.’) (citing Cooley, Taxation, 258, 259; Burroughs, Taxation, p. 198, sect. 94.); see also, Cty. of Westchester v. Town of Harrison, 201 Misc. 211, 114 N.Y.S.2d 492 (Sup. Ct. 1951) (Assessors have duty to fix fair and full market value on realty and, if it is exempt, to so assess it, to fix fair and full value of that portion of realty located in various taxing districts, and to indicate that such portions are liable for the special district taxes.); see also, Everett v. Adamson, 106 Wash. 355, 357, 180 P. 144, 145 (1919) (“The power to levy special assessments for public improvements, according to the benefits, is delegated to the local authorities, but is wholly derived from the sovereign taxing power, and could assuredly be exercised in the first instance by it.</w:t>
+        <w:t xml:space="preserve">See, People of State of New York v. Weaver, 100 U.S. 539, 545, 25 L. Ed. 705 (1879) (“An assessment, strictly speaking, is an official estimate of the sums which are to constitute the basis of an apportionment of a tax between the individual subjects of taxation within the district. As the word is more commonly employed, an assessment consists in the two processes listing the persons, property, . . . to be taxed, and of estimating the sums which are to be the guide in an apportionment of the tax between them. . . . Taxation by valuation cannot be apportioned without it.’) (citing Cooley, Taxation, 258, 259; Burroughs, Taxation, p. 198, sect. 94.); see also, Cty. of Westchester v. Town of Harrison, 201 Misc. 211, 114 N.Y.S.2d 492 (Sup. Ct. 1951) (Assessors have duty to fix fair and full market value on realty and, if it is exempt, to so assess it, to fix fair and full value of that portion of realty located in various taxing districts, and to indicate that such portions are liable for the special district taxes.); see also, Everett v. Adamson, 106 Wash. 355, 357, 180 P. 144, 145 (1919) (“The power to levy special assessments for public improvements, according to the benefits, is delegated to the local authorities, but is wholly derived from the sovereign taxing power, and could assuredly be exercised in the first instance by it.</w:t>
       </w:r>
     </w:p>
   </w:footnote>
@@ -9282,19 +9276,7 @@
         <w:t xml:space="preserve"> </w:t>
       </w:r>
       <w:r>
-        <w:t xml:space="preserve">As to HRS § 235</w:t>
-      </w:r>
-      <w:r>
-        <w:noBreakHyphen/>
-      </w:r>
-      <w:r>
-        <w:t xml:space="preserve">110.7, the provisions apparently relate to any capital goods at the time of purchase and/​or import into the State, a transaction triggering a GET tax obligation. Haw. Rev. Stat. § 235</w:t>
-      </w:r>
-      <w:r>
-        <w:noBreakHyphen/>
-      </w:r>
-      <w:r>
-        <w:t xml:space="preserve">100.7(e)⁠(2). Moreover, the tax credit which KAHEAWA erroneously argues constitutes a determination that the wind turbines and towers are not taxable realty is applicable for only one year. That would be the first taxable year the property is purchased or imported into the state, and placed into service.</w:t>
+        <w:t xml:space="preserve">As to HRS § 235-⁠110.7, the provisions apparently relate to any capital goods at the time of purchase and/​or import into the State, a transaction triggering a GET tax obligation. Haw. Rev. Stat. § 235-⁠100.7(e)⁠(2). Moreover, the tax credit which KAHEAWA erroneously argues constitutes a determination that the wind turbines and towers are not taxable realty is applicable for only one year. That would be the first taxable year the property is purchased or imported into the state, and placed into service.</w:t>
       </w:r>
       <w:r>
         <w:t xml:space="preserve"> </w:t>
@@ -9322,13 +9304,7 @@
         <w:t xml:space="preserve"> </w:t>
       </w:r>
       <w:r>
-        <w:t xml:space="preserve">or remotely suggests that once that property is placed in service it might not become an accession to realty as an improvement to the land. In fact, the language from § 235</w:t>
-      </w:r>
-      <w:r>
-        <w:noBreakHyphen/>
-      </w:r>
-      <w:r>
-        <w:t xml:space="preserve">110.7(e), apparently recognizes that</w:t>
+        <w:t xml:space="preserve">or remotely suggests that once that property is placed in service it might not become an accession to realty as an improvement to the land. In fact, the language from § 235-⁠110.7(e), apparently recognizes that</w:t>
       </w:r>
       <w:r>
         <w:t xml:space="preserve"> </w:t>
@@ -10418,6 +10394,33 @@
       <w:ind w:left="2160" w:hanging="720"/>
     </w:pPr>
   </w:style>
+  <w:style w:type="paragraph" w:customStyle="1" w:styleId="XdQuoteList1">
+    <w:name w:val="Xd Quote List 1"/>
+    <w:basedOn w:val="Normal"/>
+    <w:qFormat/>
+    <w:pPr>
+      <w:spacing w:before="0" w:after="0" w:line="276" w:lineRule="exact"/>
+      <w:ind w:left="1440" w:right="720" w:hanging="720"/>
+    </w:pPr>
+  </w:style>
+  <w:style w:type="paragraph" w:customStyle="1" w:styleId="XdQuoteList2">
+    <w:name w:val="Xd Quote List 2"/>
+    <w:basedOn w:val="Normal"/>
+    <w:qFormat/>
+    <w:pPr>
+      <w:spacing w:before="0" w:after="0" w:line="276" w:lineRule="exact"/>
+      <w:ind w:left="2160" w:right="720" w:hanging="720"/>
+    </w:pPr>
+  </w:style>
+  <w:style w:type="paragraph" w:customStyle="1" w:styleId="XdQuoteList3">
+    <w:name w:val="Xd Quote List 3"/>
+    <w:basedOn w:val="Normal"/>
+    <w:qFormat/>
+    <w:pPr>
+      <w:spacing w:before="0" w:after="0" w:line="276" w:lineRule="exact"/>
+      <w:ind w:left="2880" w:right="720" w:hanging="720"/>
+    </w:pPr>
+  </w:style>
   <w:style w:type="paragraph" w:customStyle="1" w:styleId="XdQuoteFirst">
     <w:name w:val="XdQuoteFirst"/>
     <w:basedOn w:val="BodyText"/>

--- a/courts/ninth-circuit/hawaii/state/supreme-court/reply-brief/usage/OUTPUT-reply-brief.docx
+++ b/courts/ninth-circuit/hawaii/state/supreme-court/reply-brief/usage/OUTPUT-reply-brief.docx
@@ -4076,7 +4076,7 @@
         <w:t xml:space="preserve"> </w:t>
       </w:r>
       <w:r>
-        <w:t xml:space="preserve">“wind energy conversion property . . . , including . . . windmill, wind turbine, [and] tower,”</w:t>
+        <w:t xml:space="preserve">“wind energy conversion property ⁠. ⁠. ⁠. ⁠, including ⁠. ⁠. ⁠. windmill, wind turbine, [and] tower,”</w:t>
       </w:r>
       <w:r>
         <w:t xml:space="preserve"> </w:t>
@@ -7433,7 +7433,7 @@
         <w:pStyle w:val="XdQuoteLast"/>
       </w:pPr>
       <w:r>
-        <w:t xml:space="preserve">(1) To hear and determine all questions of law, or of mixed law and fact, which are properly brought before it . . . . by transfer as provided in this chapter[.]”</w:t>
+        <w:t xml:space="preserve">(1) To hear and determine all questions of law, or of mixed law and fact, which are properly brought before it ⁠. ⁠. ⁠. ⁠. by transfer as provided in this chapter[.]”</w:t>
       </w:r>
     </w:p>
     <w:p>
@@ -8934,7 +8934,7 @@
         <w:t xml:space="preserve"> </w:t>
       </w:r>
       <w:r>
-        <w:t xml:space="preserve">See, People of State of New York v. Weaver, 100 U.S. 539, 545, 25 L. Ed. 705 (1879) (“An assessment, strictly speaking, is an official estimate of the sums which are to constitute the basis of an apportionment of a tax between the individual subjects of taxation within the district. As the word is more commonly employed, an assessment consists in the two processes listing the persons, property, . . . to be taxed, and of estimating the sums which are to be the guide in an apportionment of the tax between them. . . . Taxation by valuation cannot be apportioned without it.’) (citing Cooley, Taxation, 258, 259; Burroughs, Taxation, p. 198, sect. 94.); see also, Cty. of Westchester v. Town of Harrison, 201 Misc. 211, 114 N.Y.S.2d 492 (Sup. Ct. 1951) (Assessors have duty to fix fair and full market value on realty and, if it is exempt, to so assess it, to fix fair and full value of that portion of realty located in various taxing districts, and to indicate that such portions are liable for the special district taxes.); see also, Everett v. Adamson, 106 Wash. 355, 357, 180 P. 144, 145 (1919) (“The power to levy special assessments for public improvements, according to the benefits, is delegated to the local authorities, but is wholly derived from the sovereign taxing power, and could assuredly be exercised in the first instance by it.</w:t>
+        <w:t xml:space="preserve">See, People of State of New York v. Weaver, 100 U.S. 539, 545, 25 L. Ed. 705 (1879) (“An assessment, strictly speaking, is an official estimate of the sums which are to constitute the basis of an apportionment of a tax between the individual subjects of taxation within the district. As the word is more commonly employed, an assessment consists in the two processes listing the persons, property, ⁠. ⁠. ⁠. to be taxed, and of estimating the sums which are to be the guide in an apportionment of the tax between them. ⁠. ⁠. ⁠. Taxation by valuation cannot be apportioned without it.’) (citing Cooley, Taxation, 258, 259; Burroughs, Taxation, p. 198, sect. 94.); see also, Cty. of Westchester v. Town of Harrison, 201 Misc. 211, 114 N.Y.S.2d 492 (Sup. Ct. 1951) (Assessors have duty to fix fair and full market value on realty and, if it is exempt, to so assess it, to fix fair and full value of that portion of realty located in various taxing districts, and to indicate that such portions are liable for the special district taxes.); see also, Everett v. Adamson, 106 Wash. 355, 357, 180 P. 144, 145 (1919) (“The power to levy special assessments for public improvements, according to the benefits, is delegated to the local authorities, but is wholly derived from the sovereign taxing power, and could assuredly be exercised in the first instance by it.</w:t>
       </w:r>
     </w:p>
   </w:footnote>

--- a/courts/ninth-circuit/hawaii/state/supreme-court/reply-brief/usage/OUTPUT-reply-brief.docx
+++ b/courts/ninth-circuit/hawaii/state/supreme-court/reply-brief/usage/OUTPUT-reply-brief.docx
@@ -181,11 +181,7 @@
           <w:b/>
           <w:bCs/>
         </w:rPr>
-        <w:t xml:space="preserve">SCAP</w:t>
-        <w:noBreakHyphen/>
-        <w:t xml:space="preserve">17</w:t>
-        <w:noBreakHyphen/>
-        <w:t xml:space="preserve">0000816</w:t>
+        <w:t xml:space="preserve">SCAP-⁠17-⁠0000816</w:t>
       </w:r>
     </w:p>
     <w:p>
@@ -833,9 +829,7 @@
         <w:t xml:space="preserve"> </w:t>
       </w:r>
       <w:r>
-        <w:t xml:space="preserve">270</w:t>
-        <w:noBreakHyphen/>
-        <w:t xml:space="preserve">7741</w:t>
+        <w:t xml:space="preserve">270-⁠7741</w:t>
       </w:r>
     </w:p>
     <w:p>
@@ -857,9 +851,7 @@
         <w:t xml:space="preserve"> </w:t>
       </w:r>
       <w:r>
-        <w:t xml:space="preserve">270</w:t>
-        <w:noBreakHyphen/>
-        <w:t xml:space="preserve">7152</w:t>
+        <w:t xml:space="preserve">270-⁠7152</w:t>
       </w:r>
     </w:p>
     <w:p>
@@ -3101,19 +3093,7 @@
         <w:pStyle w:val="BodyText"/>
       </w:pPr>
       <w:r>
-        <w:t xml:space="preserve">A. The conclusion that Article VIII, Section 3 of the Hawai’i State Constitution reserved to the state some policy making function, power, and/​or duty as related to the taxation of real property and did not transfer that policy making authority to the counties of Hawai’i is in error. The Tax Appeal drew this erroneous conclusion at CAAP 17</w:t>
-      </w:r>
-      <w:r>
-        <w:noBreakHyphen/>
-      </w:r>
-      <w:r>
-        <w:t xml:space="preserve">0000816, JEFS Dkt. 13 and PDF pp. 35</w:t>
-      </w:r>
-      <w:r>
-        <w:noBreakHyphen/>
-      </w:r>
-      <w:r>
-        <w:t xml:space="preserve">42.</w:t>
+        <w:t xml:space="preserve">A. The conclusion that Article VIII, Section 3 of the Hawai’i State Constitution reserved to the state some policy making function, power, and/​or duty as related to the taxation of real property and did not transfer that policy making authority to the counties of Hawai’i is in error. The Tax Appeal drew this erroneous conclusion at CAAP 17-⁠0000816, JEFS Dkt. 13 and PDF pp. 35-⁠42.</w:t>
       </w:r>
     </w:p>
     <w:p>
@@ -3137,19 +3117,7 @@
         <w:t xml:space="preserve"> </w:t>
       </w:r>
       <w:r>
-        <w:t xml:space="preserve">This erroneous conclusion follows from the Tax Appeal Courts’ expressed conclusion above. The County addressed this conclusion at CAAP 17</w:t>
-      </w:r>
-      <w:r>
-        <w:noBreakHyphen/>
-      </w:r>
-      <w:r>
-        <w:t xml:space="preserve">0000816, JEFS Dkt. 13 and PDF pp. 25</w:t>
-      </w:r>
-      <w:r>
-        <w:noBreakHyphen/>
-      </w:r>
-      <w:r>
-        <w:t xml:space="preserve">26.</w:t>
+        <w:t xml:space="preserve">This erroneous conclusion follows from the Tax Appeal Courts’ expressed conclusion above. The County addressed this conclusion at CAAP 17-⁠0000816, JEFS Dkt. 13 and PDF pp. 25-⁠26.</w:t>
       </w:r>
     </w:p>
     <w:p>
@@ -3157,37 +3125,7 @@
         <w:pStyle w:val="BodyText"/>
       </w:pPr>
       <w:r>
-        <w:t xml:space="preserve">C. The Kaheawa decision does not hold that wind turbine generators are exclusively personal property which may not become assessable accessions to the underlying realty on which they are constructed and affixed. Rather, both the Tax Appeal Court and the Intermediate Court of Appeals only held the wind turbine generators were not real property under the prior definition of the Maui County Code. The County addressed these unstated assumptions by the Tax Appeal Court at CAAP 17</w:t>
-      </w:r>
-      <w:r>
-        <w:noBreakHyphen/>
-      </w:r>
-      <w:r>
-        <w:t xml:space="preserve">0000816, JEFS Dkt. 68 and PDF pp. 14</w:t>
-      </w:r>
-      <w:r>
-        <w:noBreakHyphen/>
-      </w:r>
-      <w:r>
-        <w:t xml:space="preserve">16 and 33</w:t>
-      </w:r>
-      <w:r>
-        <w:noBreakHyphen/>
-      </w:r>
-      <w:r>
-        <w:t xml:space="preserve">34; see also, CAAP 17</w:t>
-      </w:r>
-      <w:r>
-        <w:noBreakHyphen/>
-      </w:r>
-      <w:r>
-        <w:t xml:space="preserve">0000816, JEFS Dkt. 13 and PDF pp. 25</w:t>
-      </w:r>
-      <w:r>
-        <w:noBreakHyphen/>
-      </w:r>
-      <w:r>
-        <w:t xml:space="preserve">26.</w:t>
+        <w:t xml:space="preserve">C. The Kaheawa decision does not hold that wind turbine generators are exclusively personal property which may not become assessable accessions to the underlying realty on which they are constructed and affixed. Rather, both the Tax Appeal Court and the Intermediate Court of Appeals only held the wind turbine generators were not real property under the prior definition of the Maui County Code. The County addressed these unstated assumptions by the Tax Appeal Court at CAAP 17-⁠0000816, JEFS Dkt. 68 and PDF pp. 14-⁠16 and 33-⁠34; see also, CAAP 17-⁠0000816, JEFS Dkt. 13 and PDF pp. 25-⁠26.</w:t>
       </w:r>
     </w:p>
     <w:p>
@@ -3207,31 +3145,7 @@
         <w:t xml:space="preserve"> </w:t>
       </w:r>
       <w:r>
-        <w:t xml:space="preserve">in the jurisdiction of Hawai’i which precludes any type of property from potentially becoming an accession to realty pursuant to appraisal concepts of use, utility, and value. The County addresses these unstated assumptions by the Tax Appeal Court at CAAP 17</w:t>
-      </w:r>
-      <w:r>
-        <w:noBreakHyphen/>
-      </w:r>
-      <w:r>
-        <w:t xml:space="preserve">0000816, JEFS Dkt. 68 and PDF pp. 33</w:t>
-      </w:r>
-      <w:r>
-        <w:noBreakHyphen/>
-      </w:r>
-      <w:r>
-        <w:t xml:space="preserve">34 and 41</w:t>
-      </w:r>
-      <w:r>
-        <w:noBreakHyphen/>
-      </w:r>
-      <w:r>
-        <w:t xml:space="preserve">43; see also, JEFS Dkt. 13 and PDF pp. 25</w:t>
-      </w:r>
-      <w:r>
-        <w:noBreakHyphen/>
-      </w:r>
-      <w:r>
-        <w:t xml:space="preserve">26.</w:t>
+        <w:t xml:space="preserve">in the jurisdiction of Hawai’i which precludes any type of property from potentially becoming an accession to realty pursuant to appraisal concepts of use, utility, and value. The County addresses these unstated assumptions by the Tax Appeal Court at CAAP 17-⁠0000816, JEFS Dkt. 68 and PDF pp. 33-⁠34 and 41-⁠43; see also, JEFS Dkt. 13 and PDF pp. 25-⁠26.</w:t>
       </w:r>
     </w:p>
     <w:p>
@@ -3904,31 +3818,7 @@
         <w:t xml:space="preserve"> </w:t>
       </w:r>
       <w:r>
-        <w:t xml:space="preserve">See, CAAP</w:t>
-      </w:r>
-      <w:r>
-        <w:noBreakHyphen/>
-      </w:r>
-      <w:r>
-        <w:t xml:space="preserve">17</w:t>
-      </w:r>
-      <w:r>
-        <w:noBreakHyphen/>
-      </w:r>
-      <w:r>
-        <w:t xml:space="preserve">0000816, JEFS Dkt. 36 and PDF pp. 86</w:t>
-      </w:r>
-      <w:r>
-        <w:noBreakHyphen/>
-      </w:r>
-      <w:r>
-        <w:t xml:space="preserve">87 (excerpted Proceedings of the Constitutional Convention of Hawai’i 1978, pp. 1008</w:t>
-      </w:r>
-      <w:r>
-        <w:noBreakHyphen/>
-      </w:r>
-      <w:r>
-        <w:t xml:space="preserve">1009) (Emphasis added). In light of this unambiguous grant of full authority and responsibility, KAHEAWA’S and AUWAHI’S argument that the intent in the broadened language was only to make sure the transfer included the power to set exemptions is erroneous on its face.</w:t>
+        <w:t xml:space="preserve">See, CAAP-⁠17-⁠0000816, JEFS Dkt. 36 and PDF pp. 86-⁠87 (excerpted Proceedings of the Constitutional Convention of Hawai’i 1978, pp. 1008-⁠1009) (Emphasis added). In light of this unambiguous grant of full authority and responsibility, KAHEAWA’S and AUWAHI’S argument that the intent in the broadened language was only to make sure the transfer included the power to set exemptions is erroneous on its face.</w:t>
       </w:r>
     </w:p>
     <w:p>
@@ -3960,25 +3850,7 @@
         <w:t xml:space="preserve"> </w:t>
       </w:r>
       <w:r>
-        <w:t xml:space="preserve">See, CAAP</w:t>
-      </w:r>
-      <w:r>
-        <w:noBreakHyphen/>
-      </w:r>
-      <w:r>
-        <w:t xml:space="preserve">17</w:t>
-      </w:r>
-      <w:r>
-        <w:noBreakHyphen/>
-      </w:r>
-      <w:r>
-        <w:t xml:space="preserve">0000816, JEFS Dkt. 36 and PDF p. 79</w:t>
-      </w:r>
-      <w:r>
-        <w:noBreakHyphen/>
-      </w:r>
-      <w:r>
-        <w:t xml:space="preserve">80. It otherwise is difficult to fathom how the counties could exercise their exclusive</w:t>
+        <w:t xml:space="preserve">See, CAAP-⁠17-⁠0000816, JEFS Dkt. 36 and PDF p. 79-⁠80. It otherwise is difficult to fathom how the counties could exercise their exclusive</w:t>
       </w:r>
       <w:r>
         <w:t xml:space="preserve"> </w:t>
@@ -4180,19 +4052,7 @@
         <w:t xml:space="preserve">, 90 Hawai’i at 334, 978 P.2d at 772 (</w:t>
       </w:r>
       <w:r>
-        <w:t xml:space="preserve">“Because this section [Article VIII, Section 3] and [HRS] §246A</w:t>
-      </w:r>
-      <w:r>
-        <w:noBreakHyphen/>
-      </w:r>
-      <w:r>
-        <w:t xml:space="preserve">2 cover the whole subject of the counties’ real property taxation power and embrace the entire law on the matter, §248</w:t>
-      </w:r>
-      <w:r>
-        <w:noBreakHyphen/>
-      </w:r>
-      <w:r>
-        <w:t xml:space="preserve">2, by limiting Maui county’s real property taxation powers, is in conflict and is repealed by implication.”</w:t>
+        <w:t xml:space="preserve">“Because this section [Article VIII, Section 3] and [HRS] §246A-⁠2 cover the whole subject of the counties’ real property taxation power and embrace the entire law on the matter, §248-⁠2, by limiting Maui county’s real property taxation powers, is in conflict and is repealed by implication.”</w:t>
       </w:r>
       <w:r>
         <w:t xml:space="preserve">). (Emphasis added). As this Honorable Court has already clearly ruled in</w:t>
@@ -5551,49 +5411,7 @@
         <w:pStyle w:val="BodyText"/>
       </w:pPr>
       <w:r>
-        <w:t xml:space="preserve">Likewise, there is nothing in Hawai’i Revised Statutes § 246-⁠l which appears to codify any de jure common law distinction of personal property as reserved for taxation by the state. The County’s Opening Appellate Brief has already expressly addressed this point. See, CAAP 17</w:t>
-      </w:r>
-      <w:r>
-        <w:noBreakHyphen/>
-      </w:r>
-      <w:r>
-        <w:t xml:space="preserve">1</w:t>
-      </w:r>
-      <w:r>
-        <w:noBreakHyphen/>
-      </w:r>
-      <w:r>
-        <w:t xml:space="preserve">0000816, JEFS Dkt. 68 and PDF 32</w:t>
-      </w:r>
-      <w:r>
-        <w:noBreakHyphen/>
-      </w:r>
-      <w:r>
-        <w:t xml:space="preserve">33. Otherwise, KAHEAWA’S attempt to argue at pp. 16</w:t>
-      </w:r>
-      <w:r>
-        <w:noBreakHyphen/>
-      </w:r>
-      <w:r>
-        <w:t xml:space="preserve">18 of its Answering Brief that the legislative intent of HRS § 246-⁠l [am L 1967, c 120, § 1] to distinguish personal property from real property can be inferred from the Tax Appeal Court’s and Intermediate Court of Appeal’s interpretation of the MCC § 3.48.005 in 2014 is truly bizarre logic, and bootstrapping. See, CAAP 17</w:t>
-      </w:r>
-      <w:r>
-        <w:noBreakHyphen/>
-      </w:r>
-      <w:r>
-        <w:t xml:space="preserve">1</w:t>
-      </w:r>
-      <w:r>
-        <w:noBreakHyphen/>
-      </w:r>
-      <w:r>
-        <w:t xml:space="preserve">0000816, JEFS Dkt. 12 and PDF 25</w:t>
-      </w:r>
-      <w:r>
-        <w:noBreakHyphen/>
-      </w:r>
-      <w:r>
-        <w:t xml:space="preserve">27. It is equally unclear how the similarity in language between HRS § 246-⁠l and MCC § 3.48.00 reflects a reservation to the state of any authority to tax personal property.</w:t>
+        <w:t xml:space="preserve">Likewise, there is nothing in Hawai’i Revised Statutes § 246-⁠l which appears to codify any de jure common law distinction of personal property as reserved for taxation by the state. The County’s Opening Appellate Brief has already expressly addressed this point. See, CAAP 17-⁠1-⁠0000816, JEFS Dkt. 68 and PDF 32-⁠33. Otherwise, KAHEAWA’S attempt to argue at pp. 16-⁠18 of its Answering Brief that the legislative intent of HRS § 246-⁠l [am L 1967, c 120, § 1] to distinguish personal property from real property can be inferred from the Tax Appeal Court’s and Intermediate Court of Appeal’s interpretation of the MCC § 3.48.005 in 2014 is truly bizarre logic, and bootstrapping. See, CAAP 17-⁠1-⁠0000816, JEFS Dkt. 12 and PDF 25-⁠27. It is equally unclear how the similarity in language between HRS § 246-⁠l and MCC § 3.48.00 reflects a reservation to the state of any authority to tax personal property.</w:t>
       </w:r>
     </w:p>
     <w:p>
@@ -6060,31 +5878,7 @@
         <w:t xml:space="preserve"> </w:t>
       </w:r>
       <w:r>
-        <w:t xml:space="preserve">The County’s Opening Appellate Brief already addresses the Kaheawa decision in detail. See, CAAP 17</w:t>
-      </w:r>
-      <w:r>
-        <w:noBreakHyphen/>
-      </w:r>
-      <w:r>
-        <w:t xml:space="preserve">1</w:t>
-      </w:r>
-      <w:r>
-        <w:noBreakHyphen/>
-      </w:r>
-      <w:r>
-        <w:t xml:space="preserve">0000816, JEFS Dkt. 68 and PDF pp. 14</w:t>
-      </w:r>
-      <w:r>
-        <w:noBreakHyphen/>
-      </w:r>
-      <w:r>
-        <w:t xml:space="preserve">16 and 33</w:t>
-      </w:r>
-      <w:r>
-        <w:noBreakHyphen/>
-      </w:r>
-      <w:r>
-        <w:t xml:space="preserve">34. Rather, the decision held that the wind turbines were not fixtures under the prior definition of the Maui County Code.</w:t>
+        <w:t xml:space="preserve">The County’s Opening Appellate Brief already addresses the Kaheawa decision in detail. See, CAAP 17-⁠1-⁠0000816, JEFS Dkt. 68 and PDF pp. 14-⁠16 and 33-⁠34. Rather, the decision held that the wind turbines were not fixtures under the prior definition of the Maui County Code.</w:t>
       </w:r>
       <w:r>
         <w:t xml:space="preserve"> </w:t>
@@ -6154,25 +5948,7 @@
         <w:t xml:space="preserve">Zangerle v. Repbulic of Steel Corp.</w:t>
       </w:r>
       <w:r>
-        <w:t xml:space="preserve">, 144 Ohio St. 529, 60 N.E.2d 170 (1945), as proffered to the appellate court by KAHEAWA in the previous appeal. See, CAAP 17</w:t>
-      </w:r>
-      <w:r>
-        <w:noBreakHyphen/>
-      </w:r>
-      <w:r>
-        <w:t xml:space="preserve">1</w:t>
-      </w:r>
-      <w:r>
-        <w:noBreakHyphen/>
-      </w:r>
-      <w:r>
-        <w:t xml:space="preserve">0000816, JEFS Dkt. 68 and PDF pp. 35</w:t>
-      </w:r>
-      <w:r>
-        <w:noBreakHyphen/>
-      </w:r>
-      <w:r>
-        <w:t xml:space="preserve">43. It is otherwise apparent that the analysis in the Kaheawa decision is lacking for failure to take a more comprehensive view of the common law as established in various other jurisdictions, and for its singular focus on the unique state of Ohio, which expressly assesses and taxes personal property by its constitution and pursuant to schedules provided in its statutes.</w:t>
+        <w:t xml:space="preserve">, 144 Ohio St. 529, 60 N.E.2d 170 (1945), as proffered to the appellate court by KAHEAWA in the previous appeal. See, CAAP 17-⁠1-⁠0000816, JEFS Dkt. 68 and PDF pp. 35-⁠43. It is otherwise apparent that the analysis in the Kaheawa decision is lacking for failure to take a more comprehensive view of the common law as established in various other jurisdictions, and for its singular focus on the unique state of Ohio, which expressly assesses and taxes personal property by its constitution and pursuant to schedules provided in its statutes.</w:t>
       </w:r>
     </w:p>
     <w:p>
@@ -6180,25 +5956,7 @@
         <w:pStyle w:val="BodyText"/>
       </w:pPr>
       <w:r>
-        <w:t xml:space="preserve">As demonstrated in the County’s Opening Appellate Brief, the Ohio Constitution is very different from the Hawai’i State Constitution as regards its express distinction of personal property from real property, both of which are taxed in Ohio in either event. See, CAAP 17</w:t>
-      </w:r>
-      <w:r>
-        <w:noBreakHyphen/>
-      </w:r>
-      <w:r>
-        <w:t xml:space="preserve">1</w:t>
-      </w:r>
-      <w:r>
-        <w:noBreakHyphen/>
-      </w:r>
-      <w:r>
-        <w:t xml:space="preserve">0000816, JEFS Dkt. 68 and PDF 35</w:t>
-      </w:r>
-      <w:r>
-        <w:noBreakHyphen/>
-      </w:r>
-      <w:r>
-        <w:t xml:space="preserve">43. It is also clear from Ohio’s own unique common law tradition that this distinction relies most prominently on the fundamental difference between agricultural and manufacturing operations, equipment and machinery.</w:t>
+        <w:t xml:space="preserve">As demonstrated in the County’s Opening Appellate Brief, the Ohio Constitution is very different from the Hawai’i State Constitution as regards its express distinction of personal property from real property, both of which are taxed in Ohio in either event. See, CAAP 17-⁠1-⁠0000816, JEFS Dkt. 68 and PDF 35-⁠43. It is also clear from Ohio’s own unique common law tradition that this distinction relies most prominently on the fundamental difference between agricultural and manufacturing operations, equipment and machinery.</w:t>
       </w:r>
       <w:r>
         <w:t xml:space="preserve"> </w:t>
@@ -6636,13 +6394,7 @@
         <w:t xml:space="preserve">T-Moblie Northeast, LLC v. DeBellis</w:t>
       </w:r>
       <w:r>
-        <w:t xml:space="preserve">, 40 N.Y.S.3d 164, 143 A.D.3d 992, 2016 N.Y. Slip Op. 07031 (N.Y. 2016) (TMobile’s 4</w:t>
-      </w:r>
-      <w:r>
-        <w:noBreakHyphen/>
-      </w:r>
-      <w:r>
-        <w:t xml:space="preserve">5 ft. rooftop antennas are</w:t>
+        <w:t xml:space="preserve">, 40 N.Y.S.3d 164, 143 A.D.3d 992, 2016 N.Y. Slip Op. 07031 (N.Y. 2016) (TMobile’s 4-⁠5 ft. rooftop antennas are</w:t>
       </w:r>
       <w:r>
         <w:t xml:space="preserve"> </w:t>
@@ -7311,25 +7063,7 @@
         <w:t xml:space="preserve"> </w:t>
       </w:r>
       <w:r>
-        <w:t xml:space="preserve">of land is of limited value in analyzing the factual circumstances underlying these tax appeals. See, CAAP 17</w:t>
-      </w:r>
-      <w:r>
-        <w:noBreakHyphen/>
-      </w:r>
-      <w:r>
-        <w:t xml:space="preserve">1</w:t>
-      </w:r>
-      <w:r>
-        <w:noBreakHyphen/>
-      </w:r>
-      <w:r>
-        <w:t xml:space="preserve">0000816, JEFS Dkt. 68 and PDF 41</w:t>
-      </w:r>
-      <w:r>
-        <w:noBreakHyphen/>
-      </w:r>
-      <w:r>
-        <w:t xml:space="preserve">46. As noted in Section II., B., iii. above, and in footnote 9 below, several other jurisdictions have refuted the notion that removability negates the characteristic of power and energy apparatuses, machinery and equipment as improvements. Moreover, KAHEAWA and AUWAHI have failed to identify any other decisions apart from Kaheawa, across any other jurisdiction which even mentions the concept of</w:t>
+        <w:t xml:space="preserve">of land is of limited value in analyzing the factual circumstances underlying these tax appeals. See, CAAP 17-⁠1-⁠0000816, JEFS Dkt. 68 and PDF 41-⁠46. As noted in Section II., B., iii. above, and in footnote 9 below, several other jurisdictions have refuted the notion that removability negates the characteristic of power and energy apparatuses, machinery and equipment as improvements. Moreover, KAHEAWA and AUWAHI have failed to identify any other decisions apart from Kaheawa, across any other jurisdiction which even mentions the concept of</w:t>
       </w:r>
       <w:r>
         <w:t xml:space="preserve"> </w:t>
@@ -7389,13 +7123,7 @@
         <w:t xml:space="preserve">State v. Fields</w:t>
       </w:r>
       <w:r>
-        <w:t xml:space="preserve">, 67 Haw. 268, 276, 686 P.2d 1379, 1386 (1984). (Emphasis added). Hawai’i Revised Statutes 602</w:t>
-      </w:r>
-      <w:r>
-        <w:noBreakHyphen/>
-      </w:r>
-      <w:r>
-        <w:t xml:space="preserve">4 [Superintendence of Inferior Courts] provides:</w:t>
+        <w:t xml:space="preserve">, 67 Haw. 268, 276, 686 P.2d 1379, 1386 (1984). (Emphasis added). Hawai’i Revised Statutes 602-⁠4 [Superintendence of Inferior Courts] provides:</w:t>
       </w:r>
     </w:p>
     <w:p>
@@ -7411,13 +7139,7 @@
         <w:pStyle w:val="BodyText"/>
       </w:pPr>
       <w:r>
-        <w:t xml:space="preserve">Moreover, Hawai’i Revised Statutes 602</w:t>
-      </w:r>
-      <w:r>
-        <w:noBreakHyphen/>
-      </w:r>
-      <w:r>
-        <w:t xml:space="preserve">5 [Jurisdiction and power; filing] provides</w:t>
+        <w:t xml:space="preserve">Moreover, Hawai’i Revised Statutes 602-⁠5 [Jurisdiction and power; filing] provides</w:t>
       </w:r>
     </w:p>
     <w:p>
@@ -8350,19 +8072,7 @@
         <w:pStyle w:val="BodyText"/>
       </w:pPr>
       <w:r>
-        <w:t xml:space="preserve">See, CAAP 17</w:t>
-      </w:r>
-      <w:r>
-        <w:noBreakHyphen/>
-      </w:r>
-      <w:r>
-        <w:t xml:space="preserve">0000816, JEFS Dkt. 13 and PDF pp. 41</w:t>
-      </w:r>
-      <w:r>
-        <w:noBreakHyphen/>
-      </w:r>
-      <w:r>
-        <w:t xml:space="preserve">2. (Emphasis added).</w:t>
+        <w:t xml:space="preserve">See, CAAP 17-⁠0000816, JEFS Dkt. 13 and PDF pp. 41-⁠2. (Emphasis added).</w:t>
       </w:r>
     </w:p>
     <w:p>
@@ -8730,13 +8440,7 @@
         <w:t xml:space="preserve"> </w:t>
       </w:r>
       <w:r>
-        <w:t xml:space="preserve">rather it is the issue to be addressed in this appeal. Moreover, the very EIS report for Zond Pacific, Inc. which KAHEAWA complains about as somehow having no bearing in in this case was introduced into evidence by KAHEAWA with its own Motion for Partial Summary Judgment. See, CAAP 17</w:t>
-      </w:r>
-      <w:r>
-        <w:noBreakHyphen/>
-      </w:r>
-      <w:r>
-        <w:t xml:space="preserve">0000816, JEFS Dkt. 34 and PDF pp. 75, et seq.</w:t>
+        <w:t xml:space="preserve">rather it is the issue to be addressed in this appeal. Moreover, the very EIS report for Zond Pacific, Inc. which KAHEAWA complains about as somehow having no bearing in in this case was introduced into evidence by KAHEAWA with its own Motion for Partial Summary Judgment. See, CAAP 17-⁠0000816, JEFS Dkt. 34 and PDF pp. 75, et seq.</w:t>
       </w:r>
     </w:p>
   </w:footnote>
@@ -8860,25 +8564,7 @@
         <w:t xml:space="preserve"> </w:t>
       </w:r>
       <w:r>
-        <w:t xml:space="preserve">See, CAAP</w:t>
-      </w:r>
-      <w:r>
-        <w:noBreakHyphen/>
-      </w:r>
-      <w:r>
-        <w:t xml:space="preserve">17</w:t>
-      </w:r>
-      <w:r>
-        <w:noBreakHyphen/>
-      </w:r>
-      <w:r>
-        <w:t xml:space="preserve">0000816, JEFS Dkt. 36 and PDF pp. 79</w:t>
-      </w:r>
-      <w:r>
-        <w:noBreakHyphen/>
-      </w:r>
-      <w:r>
-        <w:t xml:space="preserve">80.</w:t>
+        <w:t xml:space="preserve">See, CAAP-⁠17-⁠0000816, JEFS Dkt. 36 and PDF pp. 79-⁠80.</w:t>
       </w:r>
     </w:p>
   </w:footnote>
@@ -8909,13 +8595,7 @@
         <w:t xml:space="preserve"> </w:t>
       </w:r>
       <w:r>
-        <w:t xml:space="preserve">See, SCAP 17</w:t>
-      </w:r>
-      <w:r>
-        <w:noBreakHyphen/>
-      </w:r>
-      <w:r>
-        <w:t xml:space="preserve">0000816, JEFS Dkt. 12 and PDF p. 36.</w:t>
+        <w:t xml:space="preserve">See, SCAP 17-⁠0000816, JEFS Dkt. 12 and PDF p. 36.</w:t>
       </w:r>
     </w:p>
   </w:footnote>
@@ -8953,19 +8633,7 @@
         <w:t xml:space="preserve"> </w:t>
       </w:r>
       <w:r>
-        <w:t xml:space="preserve">As the County pointed out in its Opening Appellate Brief, in this appeal, and in the underlying Tax Court Appeals, the parties have not stipulated to any facts, and the prior facts stipulated to are not a matter of record on this appeal. The Stipulation of Facts on record in the Kaheawa case, CAAP</w:t>
-      </w:r>
-      <w:r>
-        <w:noBreakHyphen/>
-      </w:r>
-      <w:r>
-        <w:t xml:space="preserve">12</w:t>
-      </w:r>
-      <w:r>
-        <w:noBreakHyphen/>
-      </w:r>
-      <w:r>
-        <w:t xml:space="preserve">0000728, specifically provided</w:t>
+        <w:t xml:space="preserve">As the County pointed out in its Opening Appellate Brief, in this appeal, and in the underlying Tax Court Appeals, the parties have not stipulated to any facts, and the prior facts stipulated to are not a matter of record on this appeal. The Stipulation of Facts on record in the Kaheawa case, CAAP-⁠12-⁠0000728, specifically provided</w:t>
       </w:r>
       <w:r>
         <w:t xml:space="preserve"> </w:t>
@@ -8977,19 +8645,7 @@
         <w:t xml:space="preserve"> </w:t>
       </w:r>
       <w:r>
-        <w:t xml:space="preserve">See, CAAP</w:t>
-      </w:r>
-      <w:r>
-        <w:noBreakHyphen/>
-      </w:r>
-      <w:r>
-        <w:t xml:space="preserve">12</w:t>
-      </w:r>
-      <w:r>
-        <w:noBreakHyphen/>
-      </w:r>
-      <w:r>
-        <w:t xml:space="preserve">0000728 JEFS Dkt. 61 and PDF p. 70. Finally, AUWAHI was never a party to any stipulation of facts in any previous Tax Court Appeal.</w:t>
+        <w:t xml:space="preserve">See, CAAP-⁠12-⁠0000728 JEFS Dkt. 61 and PDF p. 70. Finally, AUWAHI was never a party to any stipulation of facts in any previous Tax Court Appeal.</w:t>
       </w:r>
     </w:p>
   </w:footnote>
@@ -9008,19 +8664,7 @@
         <w:t xml:space="preserve"> </w:t>
       </w:r>
       <w:r>
-        <w:t xml:space="preserve">The County specifically withdrew consolidated appeals CAAP 16</w:t>
-      </w:r>
-      <w:r>
-        <w:noBreakHyphen/>
-      </w:r>
-      <w:r>
-        <w:t xml:space="preserve">0000740 and CAAP 16</w:t>
-      </w:r>
-      <w:r>
-        <w:noBreakHyphen/>
-      </w:r>
-      <w:r>
-        <w:t xml:space="preserve">0000741, and refunded KAHEAWA taxes as pertaining to the relevant tax years. Obviously, the intent is not now to seek to re-open those appeals here, as they could have been pursued in their own right, or consolidated with this appeal.</w:t>
+        <w:t xml:space="preserve">The County specifically withdrew consolidated appeals CAAP 16-⁠0000740 and CAAP 16-⁠0000741, and refunded KAHEAWA taxes as pertaining to the relevant tax years. Obviously, the intent is not now to seek to re-open those appeals here, as they could have been pursued in their own right, or consolidated with this appeal.</w:t>
       </w:r>
     </w:p>
   </w:footnote>
@@ -9371,13 +9015,7 @@
         <w:t xml:space="preserve"> </w:t>
       </w:r>
       <w:r>
-        <w:t xml:space="preserve">See, CAAP 17</w:t>
-      </w:r>
-      <w:r>
-        <w:noBreakHyphen/>
-      </w:r>
-      <w:r>
-        <w:t xml:space="preserve">0000816 JEFS Dkt. 38 and PDF pp. 40 and 48 (September 2015 Appraisal Report, at p. 4). (Emphasis added). Moreover, for purposes of valuation Medusky &amp; Co. note in their appraisal report that:</w:t>
+        <w:t xml:space="preserve">See, CAAP 17-⁠0000816 JEFS Dkt. 38 and PDF pp. 40 and 48 (September 2015 Appraisal Report, at p. 4). (Emphasis added). Moreover, for purposes of valuation Medusky &amp; Co. note in their appraisal report that:</w:t>
       </w:r>
       <w:r>
         <w:t xml:space="preserve"> </w:t>
@@ -10142,7 +9780,7 @@
     <w:qFormat/>
     <w:pPr>
       <w:keepLines/>
-      <w:spacing w:before="0" w:after="140" w:line="276" w:lineRule="exact"/>
+      <w:spacing w:before="46" w:after="140" w:line="276" w:lineRule="exact"/>
     </w:pPr>
     <w:rPr>
       <w:sz w:val="24"/>
